--- a/reports/四川生物医药产业集团创新事业部政策信息简报_20260917.docx
+++ b/reports/四川生物医药产业集团创新事业部政策信息简报_20260917.docx
@@ -357,7 +357,7 @@
                 <w:color w:val="000000"/>
                 <w:sz w:val="24"/>
               </w:rPr>
-              <w:t>国家卫生健康委办公厅关于印发基层慢性病健康管理服务能力建设指引的通知</w:t>
+              <w:t>国家卫生健康委办公厅关于印发药事管理等3个专业医疗质量控制指标（2025年版）的通知</w:t>
             </w:r>
           </w:p>
         </w:tc>
@@ -386,7 +386,7 @@
                 <w:color w:val="000000"/>
                 <w:sz w:val="24"/>
               </w:rPr>
-              <w:t>国家卫生健康委员会</w:t>
+              <w:t>国家卫生健康委办公厅</w:t>
             </w:r>
           </w:p>
         </w:tc>
@@ -415,7 +415,7 @@
                 <w:color w:val="000000"/>
                 <w:sz w:val="24"/>
               </w:rPr>
-              <w:t>2025-11-20</w:t>
+              <w:t>2025-09-09</w:t>
             </w:r>
           </w:p>
         </w:tc>
@@ -475,7 +475,7 @@
                 <w:color w:val="000000"/>
                 <w:sz w:val="24"/>
               </w:rPr>
-              <w:t>国家医疗保障局办公室关于进一步加强超量开药智能监管工作的通知</w:t>
+              <w:t>国家卫生健康委、市场监管总局关于实施预包装食品数字标签有关事项的公告</w:t>
             </w:r>
           </w:p>
         </w:tc>
@@ -504,7 +504,7 @@
                 <w:color w:val="000000"/>
                 <w:sz w:val="24"/>
               </w:rPr>
-              <w:t>国家医保局办公室</w:t>
+              <w:t>国家卫生健康委员会</w:t>
             </w:r>
           </w:p>
         </w:tc>
@@ -533,7 +533,7 @@
                 <w:color w:val="000000"/>
                 <w:sz w:val="24"/>
               </w:rPr>
-              <w:t>2025-11-04</w:t>
+              <w:t>2025-09-08</w:t>
             </w:r>
           </w:p>
         </w:tc>
@@ -593,7 +593,7 @@
                 <w:color w:val="000000"/>
                 <w:sz w:val="24"/>
               </w:rPr>
-              <w:t>国家卫生健康委 国家中医药局 国家疾控局 中国残联关于推进耳与听力健康工作的指导意见</w:t>
+              <w:t>国家卫生健康委办公厅关于印发职业病医院基本标准（二级、三级）的通知</w:t>
             </w:r>
           </w:p>
         </w:tc>
@@ -622,7 +622,7 @@
                 <w:color w:val="000000"/>
                 <w:sz w:val="24"/>
               </w:rPr>
-              <w:t>国务院政策文件库</w:t>
+              <w:t>国家药品监督管理局</w:t>
             </w:r>
           </w:p>
         </w:tc>
@@ -651,7 +651,7 @@
                 <w:color w:val="000000"/>
                 <w:sz w:val="24"/>
               </w:rPr>
-              <w:t>2025-10-30</w:t>
+              <w:t>2025-08-28</w:t>
             </w:r>
           </w:p>
         </w:tc>
@@ -711,7 +711,7 @@
                 <w:color w:val="000000"/>
                 <w:sz w:val="24"/>
               </w:rPr>
-              <w:t>国家医保局关于印发《医疗保障按病种付费管理暂行办法》的通知　　医疗保障按病种付费管理暂行办法</w:t>
+              <w:t>国家卫生健康委办公厅关于印发安宁疗护实践指南（2025年版）的通知</w:t>
             </w:r>
           </w:p>
         </w:tc>
@@ -740,7 +740,7 @@
                 <w:color w:val="000000"/>
                 <w:sz w:val="24"/>
               </w:rPr>
-              <w:t>国务院政策文件库</w:t>
+              <w:t>国家卫生健康委员会</w:t>
             </w:r>
           </w:p>
         </w:tc>
@@ -769,7 +769,7 @@
                 <w:color w:val="000000"/>
                 <w:sz w:val="24"/>
               </w:rPr>
-              <w:t>2025-10-20</w:t>
+              <w:t>2025-08-26</w:t>
             </w:r>
           </w:p>
         </w:tc>
@@ -829,7 +829,7 @@
                 <w:color w:val="000000"/>
                 <w:sz w:val="24"/>
               </w:rPr>
-              <w:t>国家医疗保障局办公室关于全面推进医保基金即时结算改革扩面提质的通知</w:t>
+              <w:t>国务院关于《中国（江苏）自由贸易试验区生物医药全产业链开放创新发展方案》的批复</w:t>
             </w:r>
           </w:p>
         </w:tc>
@@ -858,7 +858,7 @@
                 <w:color w:val="000000"/>
                 <w:sz w:val="24"/>
               </w:rPr>
-              <w:t>国家医保局办公室</w:t>
+              <w:t>国务院</w:t>
             </w:r>
           </w:p>
         </w:tc>
@@ -887,7 +887,7 @@
                 <w:color w:val="000000"/>
                 <w:sz w:val="24"/>
               </w:rPr>
-              <w:t>2025-10-16</w:t>
+              <w:t>2025-08-21</w:t>
             </w:r>
           </w:p>
         </w:tc>
@@ -947,7 +947,7 @@
                 <w:color w:val="000000"/>
                 <w:sz w:val="24"/>
               </w:rPr>
-              <w:t>国家医保局办公室 国家中医药局综合司关于开展中医优势病种按病种付费试点工作的通知</w:t>
+              <w:t>国家医疗保障局关于印发《医疗保障按病种付费管理暂行办法》的通知</w:t>
             </w:r>
           </w:p>
         </w:tc>
@@ -976,7 +976,7 @@
                 <w:color w:val="000000"/>
                 <w:sz w:val="24"/>
               </w:rPr>
-              <w:t>国家医保局办公室 国家中医药局综合司</w:t>
+              <w:t>国家医保局</w:t>
             </w:r>
           </w:p>
         </w:tc>
@@ -1005,7 +1005,7 @@
                 <w:color w:val="000000"/>
                 <w:sz w:val="24"/>
               </w:rPr>
-              <w:t>2025-10-10</w:t>
+              <w:t>2025-08-16</w:t>
             </w:r>
           </w:p>
         </w:tc>
@@ -1065,7 +1065,7 @@
                 <w:color w:val="000000"/>
                 <w:sz w:val="24"/>
               </w:rPr>
-              <w:t>国家医疗保障局关于印发《国家长期护理保险服务项目目录（试行）》的通知</w:t>
+              <w:t>国家卫生健康委 国家发展改革委 教育部 财政部 自然资源部 市场监管总局 全国总工会 关于加快推进普惠托育服务体系建设的意见</w:t>
             </w:r>
           </w:p>
         </w:tc>
@@ -1094,7 +1094,7 @@
                 <w:color w:val="000000"/>
                 <w:sz w:val="24"/>
               </w:rPr>
-              <w:t>国家医保局</w:t>
+              <w:t>国家卫生健康委员会</w:t>
             </w:r>
           </w:p>
         </w:tc>
@@ -1123,7 +1123,7 @@
                 <w:color w:val="000000"/>
                 <w:sz w:val="24"/>
               </w:rPr>
-              <w:t>2025-09-25</w:t>
+              <w:t>2025-08-10</w:t>
             </w:r>
           </w:p>
         </w:tc>
@@ -1225,7 +1225,7 @@
           <w:color w:val="000000"/>
           <w:sz w:val="24"/>
         </w:rPr>
-        <w:t>2. 《国家卫生健康委办公厅关于印发基层慢性病健康管理服务能力建设指引的通知》（发布机关：国家卫生健康委员会，发布日期：2025-11-20）</w:t>
+        <w:t>2. 《国家卫生健康委办公厅关于印发药事管理等3个专业医疗质量控制指标（2025年版）的通知》（发布机关：国家卫生健康委办公厅，发布日期：2025-09-09）</w:t>
       </w:r>
     </w:p>
     <w:p>
@@ -1242,7 +1242,7 @@
           <w:color w:val="000000"/>
           <w:sz w:val="24"/>
         </w:rPr>
-        <w:t>文件主要内容与核心要点：国家卫生健康委办公厅关于印发基层慢性病健康管理服务能力建设指引的通知</w:t>
+        <w:t>文件主要内容与核心要点：国家卫生健康委办公厅关于印发药事管理等3个专业医疗质量控制指标（2025年版）的通知</w:t>
       </w:r>
       <w:r>
         <w:rPr>
@@ -1263,7 +1263,7 @@
           <w:sz w:val="24"/>
           <w:u w:val="single"/>
         </w:rPr>
-        <w:t>https://www.gov.cn/zhengce/zhengceku/202511/content_7049144.htm</w:t>
+        <w:t>https://www.gov.cn/zhengce/zhengceku/202509/content_7039760.htm</w:t>
       </w:r>
       <w:r>
         <w:rPr>
@@ -1290,7 +1290,7 @@
           <w:color w:val="000000"/>
           <w:sz w:val="24"/>
         </w:rPr>
-        <w:t>3. 《国家医疗保障局办公室关于进一步加强超量开药智能监管工作的通知》（发布机关：国家医保局办公室，发布日期：2025-11-04）</w:t>
+        <w:t>3. 《国家卫生健康委、市场监管总局关于实施预包装食品数字标签有关事项的公告》（发布机关：国家卫生健康委员会，发布日期：2025-09-08）</w:t>
       </w:r>
     </w:p>
     <w:p>
@@ -1307,7 +1307,7 @@
           <w:color w:val="000000"/>
           <w:sz w:val="24"/>
         </w:rPr>
-        <w:t>文件主要内容与核心要点：国家医疗保障局办公室关于进一步加强超量开药智能监管工作的通知</w:t>
+        <w:t>文件主要内容与核心要点：国家卫生健康委、市场监管总局关于实施预包装食品数字标签有关事项的公告</w:t>
       </w:r>
       <w:r>
         <w:rPr>
@@ -1328,7 +1328,7 @@
           <w:sz w:val="24"/>
           <w:u w:val="single"/>
         </w:rPr>
-        <w:t>https://www.gov.cn/zhengce/zhengceku/202511/content_7047087.htm</w:t>
+        <w:t>https://www.gov.cn/zhengce/zhengceku/202509/content_7039556.htm</w:t>
       </w:r>
       <w:r>
         <w:rPr>
@@ -1355,7 +1355,7 @@
           <w:color w:val="000000"/>
           <w:sz w:val="24"/>
         </w:rPr>
-        <w:t>4. 《国家卫生健康委 国家中医药局 国家疾控局 中国残联关于推进耳与听力健康工作的指导意见》（发布机关：国务院政策文件库，发布日期：2025-10-30）</w:t>
+        <w:t>4. 《国家卫生健康委办公厅关于印发职业病医院基本标准（二级、三级）的通知》（发布机关：国家药品监督管理局，发布日期：2025-08-28）</w:t>
       </w:r>
     </w:p>
     <w:p>
@@ -1372,7 +1372,7 @@
           <w:color w:val="000000"/>
           <w:sz w:val="24"/>
         </w:rPr>
-        <w:t>文件主要内容与核心要点：国家卫生健康委 国家中医药局 国家疾控局 中国残联关于推进耳与听力健康工作的指导意见</w:t>
+        <w:t>文件主要内容与核心要点：国家卫生健康委办公厅关于印发职业病医院基本标准（二级、三级）的通知</w:t>
       </w:r>
       <w:r>
         <w:rPr>
@@ -1393,7 +1393,7 @@
           <w:sz w:val="24"/>
           <w:u w:val="single"/>
         </w:rPr>
-        <w:t>https://www.gov.cn/gongbao/2025/issue_12366/202510/content_7046037.html</w:t>
+        <w:t>https://www.gov.cn/zhengce/zhengceku/202508/content_7038140.htm</w:t>
       </w:r>
       <w:r>
         <w:rPr>
@@ -1420,7 +1420,7 @@
           <w:color w:val="000000"/>
           <w:sz w:val="24"/>
         </w:rPr>
-        <w:t>5. 《国家医保局关于印发《医疗保障按病种付费管理暂行办法》的通知　　医疗保障按病种付费管理暂行办法》（发布机关：国务院政策文件库，发布日期：2025-10-20）</w:t>
+        <w:t>5. 《国家卫生健康委办公厅关于印发安宁疗护实践指南（2025年版）的通知》（发布机关：国家卫生健康委员会，发布日期：2025-08-26）</w:t>
       </w:r>
     </w:p>
     <w:p>
@@ -1437,7 +1437,7 @@
           <w:color w:val="000000"/>
           <w:sz w:val="24"/>
         </w:rPr>
-        <w:t>文件主要内容与核心要点：国家医保局关于印发《医疗保障按病种付费管理暂行办法》的通知　　医疗保障按病种付费管理暂行办法</w:t>
+        <w:t>文件主要内容与核心要点：国家卫生健康委办公厅关于印发安宁疗护实践指南（2025年版）的通知</w:t>
       </w:r>
       <w:r>
         <w:rPr>
@@ -1458,7 +1458,7 @@
           <w:sz w:val="24"/>
           <w:u w:val="single"/>
         </w:rPr>
-        <w:t>https://www.gov.cn/gongbao/2025/issue_12346/202510/content_7044726.html</w:t>
+        <w:t>https://www.gov.cn/zhengce/zhengceku/202508/content_7037917.htm</w:t>
       </w:r>
       <w:r>
         <w:rPr>
@@ -1485,7 +1485,7 @@
           <w:color w:val="000000"/>
           <w:sz w:val="24"/>
         </w:rPr>
-        <w:t>6. 《国家医疗保障局办公室关于全面推进医保基金即时结算改革扩面提质的通知》（发布机关：国家医保局办公室，发布日期：2025-10-16）</w:t>
+        <w:t>6. 《国务院关于《中国（江苏）自由贸易试验区生物医药全产业链开放创新发展方案》的批复》（发布机关：国务院，发布日期：2025-08-21）</w:t>
       </w:r>
     </w:p>
     <w:p>
@@ -1502,7 +1502,7 @@
           <w:color w:val="000000"/>
           <w:sz w:val="24"/>
         </w:rPr>
-        <w:t>文件主要内容与核心要点：国家医疗保障局办公室关于全面推进医保基金即时结算改革扩面提质的通知</w:t>
+        <w:t>文件主要内容与核心要点：国务院关于《中国（江苏）自由贸易试验区生物医药全产业链开放创新发展方案》的批复</w:t>
       </w:r>
       <w:r>
         <w:rPr>
@@ -1523,7 +1523,7 @@
           <w:sz w:val="24"/>
           <w:u w:val="single"/>
         </w:rPr>
-        <w:t>https://www.gov.cn/zhengce/zhengceku/202510/content_7044680.htm</w:t>
+        <w:t>https://www.gov.cn/zhengce/zhengceku/202508/content_7037375.htm</w:t>
       </w:r>
       <w:r>
         <w:rPr>
@@ -1550,7 +1550,7 @@
           <w:color w:val="000000"/>
           <w:sz w:val="24"/>
         </w:rPr>
-        <w:t>7. 《国家医保局办公室 国家中医药局综合司关于开展中医优势病种按病种付费试点工作的通知》（发布机关：国家医保局办公室 国家中医药局综合司，发布日期：2025-10-10）</w:t>
+        <w:t>7. 《国家医疗保障局关于印发《医疗保障按病种付费管理暂行办法》的通知》（发布机关：国家医保局，发布日期：2025-08-16）</w:t>
       </w:r>
     </w:p>
     <w:p>
@@ -1567,7 +1567,7 @@
           <w:color w:val="000000"/>
           <w:sz w:val="24"/>
         </w:rPr>
-        <w:t>文件主要内容与核心要点：国家医保局办公室 国家中医药局综合司关于开展中医优势病种按病种付费试点工作的通知</w:t>
+        <w:t>文件主要内容与核心要点：国家医疗保障局关于印发《医疗保障按病种付费管理暂行办法》的通知</w:t>
       </w:r>
       <w:r>
         <w:rPr>
@@ -1588,7 +1588,7 @@
           <w:sz w:val="24"/>
           <w:u w:val="single"/>
         </w:rPr>
-        <w:t>https://www.gov.cn/zhengce/zhengceku/202510/content_7043780.htm</w:t>
+        <w:t>https://www.gov.cn/zhengce/zhengceku/202508/content_7036853.htm</w:t>
       </w:r>
       <w:r>
         <w:rPr>
@@ -1615,7 +1615,7 @@
           <w:color w:val="000000"/>
           <w:sz w:val="24"/>
         </w:rPr>
-        <w:t>8. 《国家医疗保障局关于印发《国家长期护理保险服务项目目录（试行）》的通知》（发布机关：国家医保局，发布日期：2025-09-25）</w:t>
+        <w:t>8. 《国家卫生健康委 国家发展改革委 教育部 财政部 自然资源部 市场监管总局 全国总工会 关于加快推进普惠托育服务体系建设的意见》（发布机关：国家卫生健康委员会，发布日期：2025-08-10）</w:t>
       </w:r>
     </w:p>
     <w:p>
@@ -1632,7 +1632,7 @@
           <w:color w:val="000000"/>
           <w:sz w:val="24"/>
         </w:rPr>
-        <w:t>文件主要内容与核心要点：国家医疗保障局关于印发《国家长期护理保险服务项目目录（试行）》的通知</w:t>
+        <w:t>文件主要内容与核心要点：国家卫生健康委 国家发展改革委 教育部 财政部 自然资源部 市场监管总局 全国总工会 关于加快推进普惠托育服务体系建设的意见</w:t>
       </w:r>
       <w:r>
         <w:rPr>
@@ -1653,7 +1653,7 @@
           <w:sz w:val="24"/>
           <w:u w:val="single"/>
         </w:rPr>
-        <w:t>https://www.gov.cn/zhengce/zhengceku/202509/content_7042325.htm</w:t>
+        <w:t>https://www.gov.cn/gongbao/2025/issue_12206/202508/content_7035422.html</w:t>
       </w:r>
       <w:r>
         <w:rPr>
